--- a/src/assets/documents/Medition_Base.docx
+++ b/src/assets/documents/Medition_Base.docx
@@ -2895,7 +2895,7 @@
             <w:r>
               <w:rPr>
                 <w:rFonts w:ascii="Arial"/>
-                <w:bCs/>
+                <w:b/>
                 <w:sz w:val="16"/>
                 <w:szCs w:val="16"/>
                 <w:u w:val="single"/>
@@ -2906,76 +2906,147 @@
             <w:r>
               <w:rPr>
                 <w:rFonts w:ascii="Arial"/>
-                <w:bCs/>
+                <w:b/>
                 <w:sz w:val="16"/>
                 <w:szCs w:val="16"/>
                 <w:u w:val="single"/>
               </w:rPr>
               <w:t>value</w:t>
             </w:r>
-            <w:proofErr w:type="spellEnd"/>
-            <w:r>
-              <w:rPr>
-                <w:rFonts w:ascii="Arial"/>
-                <w:bCs/>
+            <w:r>
+              <w:rPr>
+                <w:rFonts w:ascii="Arial"/>
+                <w:b/>
                 <w:sz w:val="16"/>
                 <w:szCs w:val="16"/>
                 <w:u w:val="single"/>
               </w:rPr>
-              <w:t>}</w:t>
-            </w:r>
-            <w:r>
-              <w:rPr>
-                <w:rFonts w:ascii="Arial"/>
-                <w:bCs/>
-                <w:sz w:val="16"/>
-                <w:szCs w:val="16"/>
-              </w:rPr>
-              <w:t xml:space="preserve"> </w:t>
+              <w:t>_</w:t>
             </w:r>
             <w:proofErr w:type="gramStart"/>
             <w:r>
               <w:rPr>
                 <w:rFonts w:ascii="Arial"/>
-                <w:bCs/>
-                <w:sz w:val="16"/>
-                <w:szCs w:val="16"/>
-              </w:rPr>
-              <w:t xml:space="preserve">Volts  </w:t>
-            </w:r>
-            <w:r>
-              <w:rPr>
-                <w:rFonts w:ascii="Arial"/>
-                <w:bCs/>
+                <w:b/>
                 <w:sz w:val="16"/>
                 <w:szCs w:val="16"/>
                 <w:u w:val="single"/>
               </w:rPr>
-              <w:t>{</w:t>
-            </w:r>
-            <w:proofErr w:type="spellStart"/>
-            <w:proofErr w:type="gramEnd"/>
-            <w:r>
-              <w:rPr>
-                <w:rFonts w:ascii="Arial"/>
-                <w:bCs/>
+              <w:t>volts</w:t>
+            </w:r>
+            <w:proofErr w:type="spellEnd"/>
+            <w:r>
+              <w:rPr>
+                <w:rFonts w:ascii="Arial"/>
+                <w:b/>
                 <w:sz w:val="16"/>
                 <w:szCs w:val="16"/>
                 <w:u w:val="single"/>
               </w:rPr>
-              <w:t>number</w:t>
-            </w:r>
-            <w:proofErr w:type="spellEnd"/>
-            <w:r>
-              <w:rPr>
-                <w:rFonts w:ascii="Arial"/>
-                <w:bCs/>
+              <w:t>}</w:t>
+            </w:r>
+            <w:r>
+              <w:rPr>
+                <w:rFonts w:ascii="Arial"/>
+                <w:bCs/>
+                <w:sz w:val="16"/>
+                <w:szCs w:val="16"/>
+              </w:rPr>
+              <w:t xml:space="preserve"> </w:t>
+            </w:r>
+            <w:r>
+              <w:rPr>
+                <w:rFonts w:ascii="Arial"/>
+                <w:bCs/>
+                <w:sz w:val="16"/>
+                <w:szCs w:val="16"/>
+              </w:rPr>
+              <w:t xml:space="preserve">  </w:t>
+            </w:r>
+            <w:r>
+              <w:rPr>
+                <w:rFonts w:ascii="Arial"/>
+                <w:bCs/>
+                <w:sz w:val="16"/>
+                <w:szCs w:val="16"/>
+              </w:rPr>
+              <w:t xml:space="preserve">Volts  </w:t>
+            </w:r>
+            <w:r>
+              <w:rPr>
+                <w:rFonts w:ascii="Arial"/>
+                <w:b/>
                 <w:sz w:val="16"/>
                 <w:szCs w:val="16"/>
                 <w:u w:val="single"/>
               </w:rPr>
-              <w:t xml:space="preserve">} </w:t>
-            </w:r>
+              <w:t>{</w:t>
+            </w:r>
+            <w:proofErr w:type="spellStart"/>
+            <w:proofErr w:type="gramEnd"/>
+            <w:r>
+              <w:rPr>
+                <w:rFonts w:ascii="Arial"/>
+                <w:b/>
+                <w:sz w:val="16"/>
+                <w:szCs w:val="16"/>
+                <w:u w:val="single"/>
+              </w:rPr>
+              <w:t>number</w:t>
+            </w:r>
+            <w:r>
+              <w:rPr>
+                <w:rFonts w:ascii="Arial"/>
+                <w:b/>
+                <w:sz w:val="16"/>
+                <w:szCs w:val="16"/>
+                <w:u w:val="single"/>
+              </w:rPr>
+              <w:t>_</w:t>
+            </w:r>
+            <w:proofErr w:type="gramStart"/>
+            <w:r>
+              <w:rPr>
+                <w:rFonts w:ascii="Arial"/>
+                <w:b/>
+                <w:sz w:val="16"/>
+                <w:szCs w:val="16"/>
+                <w:u w:val="single"/>
+              </w:rPr>
+              <w:t>polos</w:t>
+            </w:r>
+            <w:proofErr w:type="spellEnd"/>
+            <w:r>
+              <w:rPr>
+                <w:rFonts w:ascii="Arial"/>
+                <w:b/>
+                <w:sz w:val="16"/>
+                <w:szCs w:val="16"/>
+                <w:u w:val="single"/>
+              </w:rPr>
+              <w:t>}</w:t>
+            </w:r>
+            <w:r>
+              <w:rPr>
+                <w:rFonts w:ascii="Arial"/>
+                <w:bCs/>
+                <w:sz w:val="16"/>
+                <w:szCs w:val="16"/>
+                <w:u w:val="single"/>
+              </w:rPr>
+              <w:t xml:space="preserve"> </w:t>
+            </w:r>
+            <w:r>
+              <w:rPr>
+                <w:rFonts w:ascii="Arial"/>
+                <w:bCs/>
+                <w:sz w:val="16"/>
+                <w:szCs w:val="16"/>
+                <w:u w:val="single"/>
+              </w:rPr>
+              <w:t xml:space="preserve">  </w:t>
+            </w:r>
+            <w:proofErr w:type="gramEnd"/>
             <w:r>
               <w:rPr>
                 <w:rFonts w:ascii="Arial"/>
